--- a/prosedurler/EMS.YS.TL.11.01. Internal Audit Planning, Conduct and Closure Verification Instruction.docx
+++ b/prosedurler/EMS.YS.TL.11.01. Internal Audit Planning, Conduct and Closure Verification Instruction.docx
@@ -633,7 +633,7 @@
           <w:sz w:val="24"/>
           <w:szCs w:val="24"/>
         </w:rPr>
-        <w:t xml:space="preserve"> The set of audits planned for a defined period (form FRM-IDN-01).</w:t>
+        <w:t xml:space="preserve"> The set of audits planned for a defined period (form EMS.YS.FRM.11.01).</w:t>
       </w:r>
     </w:p>
     <w:p>
@@ -691,7 +691,7 @@
           <w:sz w:val="24"/>
           <w:szCs w:val="24"/>
         </w:rPr>
-        <w:t xml:space="preserve">1.1. The Quality Assurance Manager prepares the Annual Internal Audit Plan (FRM-IDN-01) at the beginning of the year, based on the importance of the processes, previous audit results, risks, changes, complaints and customer findings (TLM-IDN-01).</w:t>
+        <w:t xml:space="preserve">1.1. The Quality Assurance Manager prepares the Annual Internal Audit Plan (EMS.YS.FRM.11.01) at the beginning of the year, based on the importance of the processes, previous audit results, risks, changes, complaints and customer findings (EMS.YS.TL.11.01).</w:t>
       </w:r>
     </w:p>
     <w:p>
@@ -917,7 +917,7 @@
           <w:sz w:val="24"/>
           <w:szCs w:val="24"/>
         </w:rPr>
-        <w:t xml:space="preserve">3.2. Evidence is collected by interview, examination of documents and records, observation of the work and sampling (TLM-IDN-02); only verifiable information is accepted as evidence.</w:t>
+        <w:t xml:space="preserve">3.2. Evidence is collected by interview, examination of documents and records, observation of the work and sampling (EMS.YS.TL.11.01); only verifiable information is accepted as evidence.</w:t>
       </w:r>
     </w:p>
     <w:p>
@@ -1022,7 +1022,7 @@
           <w:sz w:val="24"/>
           <w:szCs w:val="24"/>
         </w:rPr>
-        <w:t xml:space="preserve">4.1. The Internal Audit Report (FRM-IDN-02) is issued within 5 working days of the audit and contains scope, conclusion, strengths and findings.</w:t>
+        <w:t xml:space="preserve">4.1. The Internal Audit Report (EMS.YS.FRM.11.02) is issued within 5 working days of the audit and contains scope, conclusion, strengths and findings.</w:t>
       </w:r>
     </w:p>
     <w:p>
@@ -1127,7 +1127,7 @@
           <w:sz w:val="24"/>
           <w:szCs w:val="24"/>
         </w:rPr>
-        <w:t xml:space="preserve">5.2. The closure evidence is submitted within the due date; the Quality Assurance Manager reviews the evidence and records it on the Finding Follow-up Form (FRM-IDN-03) (TLM-IDN-03).</w:t>
+        <w:t xml:space="preserve">5.2. The closure evidence is submitted within the due date; the Quality Assurance Manager reviews the evidence and records it on the Finding Follow-up Form (EMS.YS.FRM.11.03) (EMS.YS.TL.11.01).</w:t>
       </w:r>
     </w:p>
     <w:p>
@@ -1508,7 +1508,7 @@
           <w:sz w:val="24"/>
           <w:szCs w:val="24"/>
         </w:rPr>
-        <w:t xml:space="preserve">TLM-IDN-01 Audit plan and auditor assignment; TLM-IDN-02 Audit execution and finding write-up; TLM-IDN-03 Finding closure verification</w:t>
+        <w:t xml:space="preserve">EMS.YS.TL.11.01 Audit plan and auditor assignment; EMS.YS.TL.11.01 Audit execution and finding write-up; EMS.YS.TL.11.01 Finding closure verification</w:t>
       </w:r>
     </w:p>
     <w:p>
@@ -1527,7 +1527,7 @@
           <w:sz w:val="24"/>
           <w:szCs w:val="24"/>
         </w:rPr>
-        <w:t xml:space="preserve">FRM-IDN-01 Annual Internal Audit Plan; FRM-IDN-02 Internal Audit Report; FRM-IDN-03 Finding Follow-up Form</w:t>
+        <w:t xml:space="preserve">EMS.YS.FRM.11.01 Annual Internal Audit Plan; EMS.YS.FRM.11.02 Internal Audit Report; EMS.YS.FRM.11.03 Finding Follow-up Form</w:t>
       </w:r>
     </w:p>
     <w:p>
@@ -2301,7 +2301,7 @@
           <w:sz w:val="24"/>
           <w:szCs w:val="24"/>
         </w:rPr>
-        <w:t xml:space="preserve"> مجموعة عمليات التدقيق المخططة لفترة محددة (النموذج FRM-IDN-01).</w:t>
+        <w:t xml:space="preserve"> مجموعة عمليات التدقيق المخططة لفترة محددة (النموذج EMS.YS.FRM.11.01).</w:t>
       </w:r>
     </w:p>
     <w:p>
@@ -2366,7 +2366,7 @@
           <w:sz w:val="24"/>
           <w:szCs w:val="24"/>
         </w:rPr>
-        <w:t xml:space="preserve">1.1. يعد مدير ضمان الجودة خطة التدقيق الداخلي السنوية (FRM-IDN-01) في بداية العام بناءً على أهمية العمليات ونتائج التدقيقات السابقة والمخاطر والتغييرات والشكاوى وملاحظات العملاء (TLM-IDN-01).</w:t>
+        <w:t xml:space="preserve">1.1. يعد مدير ضمان الجودة خطة التدقيق الداخلي السنوية (EMS.YS.FRM.11.01) في بداية العام بناءً على أهمية العمليات ونتائج التدقيقات السابقة والمخاطر والتغييرات والشكاوى وملاحظات العملاء (EMS.YS.TL.11.01).</w:t>
       </w:r>
     </w:p>
     <w:p>
@@ -2620,7 +2620,7 @@
           <w:sz w:val="24"/>
           <w:szCs w:val="24"/>
         </w:rPr>
-        <w:t xml:space="preserve">3.2. تُجمع الأدلة بالمقابلة وفحص الوثائق والسجلات وملاحظة العمل وأخذ العينات (TLM-IDN-02)؛ ولا تُقبل كدليل إلا المعلومات القابلة للتحقق.</w:t>
+        <w:t xml:space="preserve">3.2. تُجمع الأدلة بالمقابلة وفحص الوثائق والسجلات وملاحظة العمل وأخذ العينات (EMS.YS.TL.11.01)؛ ولا تُقبل كدليل إلا المعلومات القابلة للتحقق.</w:t>
       </w:r>
     </w:p>
     <w:p>
@@ -2738,7 +2738,7 @@
           <w:sz w:val="24"/>
           <w:szCs w:val="24"/>
         </w:rPr>
-        <w:t xml:space="preserve">4.1. يصدر تقرير التدقيق الداخلي (FRM-IDN-02) خلال 5 أيام عمل من التدقيق ويتضمن النطاق والاستنتاج ونقاط القوة والملاحظات.</w:t>
+        <w:t xml:space="preserve">4.1. يصدر تقرير التدقيق الداخلي (EMS.YS.FRM.11.02) خلال 5 أيام عمل من التدقيق ويتضمن النطاق والاستنتاج ونقاط القوة والملاحظات.</w:t>
       </w:r>
     </w:p>
     <w:p>
@@ -2856,7 +2856,7 @@
           <w:sz w:val="24"/>
           <w:szCs w:val="24"/>
         </w:rPr>
-        <w:t xml:space="preserve">5.2. يُقدم دليل الإغلاق ضمن الموعد المحدد؛ ويفحص مدير ضمان الجودة الدليل ويسجله في نموذج متابعة الملاحظات (FRM-IDN-03) (TLM-IDN-03).</w:t>
+        <w:t xml:space="preserve">5.2. يُقدم دليل الإغلاق ضمن الموعد المحدد؛ ويفحص مدير ضمان الجودة الدليل ويسجله في نموذج متابعة الملاحظات (EMS.YS.FRM.11.03) (EMS.YS.TL.11.01).</w:t>
       </w:r>
     </w:p>
     <w:p>
@@ -3282,7 +3282,7 @@
           <w:sz w:val="24"/>
           <w:szCs w:val="24"/>
         </w:rPr>
-        <w:t xml:space="preserve">TLM-IDN-01 خطة التدقيق وتعيين المدققين؛ TLM-IDN-02 تنفيذ التدقيق وكتابة الملاحظات؛ TLM-IDN-03 التحقق من إغلاق الملاحظات</w:t>
+        <w:t xml:space="preserve">EMS.YS.TL.11.01 خطة التدقيق وتعيين المدققين؛ EMS.YS.TL.11.01 تنفيذ التدقيق وكتابة الملاحظات؛ EMS.YS.TL.11.01 التحقق من إغلاق الملاحظات</w:t>
       </w:r>
     </w:p>
     <w:p>
@@ -3303,7 +3303,7 @@
           <w:sz w:val="24"/>
           <w:szCs w:val="24"/>
         </w:rPr>
-        <w:t xml:space="preserve">FRM-IDN-01 خطة التدقيق الداخلي السنوية؛ FRM-IDN-02 تقرير التدقيق الداخلي؛ FRM-IDN-03 نموذج متابعة الملاحظات</w:t>
+        <w:t xml:space="preserve">EMS.YS.FRM.11.01 خطة التدقيق الداخلي السنوية؛ EMS.YS.FRM.11.02 تقرير التدقيق الداخلي؛ EMS.YS.FRM.11.03 نموذج متابعة الملاحظات</w:t>
       </w:r>
     </w:p>
     <w:p>
